--- a/referats/Экономика_Задание_02_Минимальная_цена.docx
+++ b/referats/Экономика_Задание_02_Минимальная_цена.docx
@@ -187,7 +187,7 @@
           <w:b w:val="0"/>
           <w:sz w:val="28"/>
         </w:rPr>
-        <w:t>студенты гр. ……..</w:t>
+        <w:t>студенты гр. ПИ-Б24-1</w:t>
       </w:r>
     </w:p>
     <w:p>

--- a/referats/Экономика_Задание_02_Минимальная_цена.docx
+++ b/referats/Экономика_Задание_02_Минимальная_цена.docx
@@ -87,7 +87,7 @@
           <w:b w:val="0"/>
           <w:sz w:val="28"/>
         </w:rPr>
-        <w:t>Дисциплина: «Экономическая теория»</w:t>
+        <w:t>Дисциплина: «Экономика»</w:t>
       </w:r>
     </w:p>
     <w:p>
@@ -112,7 +112,7 @@
           <w:b w:val="0"/>
           <w:sz w:val="28"/>
         </w:rPr>
-        <w:t>Реферат к зачету</w:t>
+        <w:t>Задача</w:t>
       </w:r>
     </w:p>
     <w:p>
@@ -125,7 +125,7 @@
           <w:b w:val="0"/>
           <w:sz w:val="28"/>
         </w:rPr>
-        <w:t>Тема реферата: Рыночное равновесие. Минимальная цена</w:t>
+        <w:t>Тема: Рыночное равновесие</w:t>
       </w:r>
     </w:p>
     <w:p>
@@ -287,7 +287,7 @@
       <w:pPr>
         <w:spacing w:lineRule="auto" w:line="360" w:after="120"/>
         <w:ind w:firstLine="0"/>
-        <w:jc w:val="center"/>
+        <w:jc w:val="both"/>
       </w:pPr>
       <w:r>
         <w:rPr>
@@ -295,14 +295,14 @@
           <w:b/>
           <w:sz w:val="28"/>
         </w:rPr>
-        <w:t>Содержание</w:t>
+        <w:t>Условие задачи</w:t>
       </w:r>
     </w:p>
     <w:p>
       <w:pPr>
         <w:spacing w:lineRule="auto" w:line="360" w:after="0"/>
-        <w:ind w:firstLine="0"/>
-        <w:jc w:val="left"/>
+        <w:ind w:firstLine="709"/>
+        <w:jc w:val="both"/>
       </w:pPr>
       <w:r>
         <w:rPr>
@@ -310,14 +310,14 @@
           <w:b w:val="0"/>
           <w:sz w:val="28"/>
         </w:rPr>
-        <w:t>Введение</w:t>
+        <w:t>Спрос на рис: Qd = 30 − 3P. Предложение: Qs = 10 + P.</w:t>
       </w:r>
     </w:p>
     <w:p>
       <w:pPr>
         <w:spacing w:lineRule="auto" w:line="360" w:after="0"/>
-        <w:ind w:firstLine="0"/>
-        <w:jc w:val="left"/>
+        <w:ind w:firstLine="709"/>
+        <w:jc w:val="both"/>
       </w:pPr>
       <w:r>
         <w:rPr>
@@ -325,72 +325,7 @@
           <w:b w:val="0"/>
           <w:sz w:val="28"/>
         </w:rPr>
-        <w:t>1. Рыночное равновесие и ценовые ограничения</w:t>
-      </w:r>
-    </w:p>
-    <w:p>
-      <w:pPr>
-        <w:spacing w:lineRule="auto" w:line="360" w:after="0"/>
-        <w:ind w:firstLine="0"/>
-        <w:jc w:val="left"/>
-      </w:pPr>
-      <w:r>
-        <w:rPr>
-          <w:rFonts w:ascii="Times New Roman" w:hAnsi="Times New Roman" w:eastAsia="Times New Roman"/>
-          <w:b w:val="0"/>
-          <w:sz w:val="28"/>
-        </w:rPr>
-        <w:t>2. Решение задачи</w:t>
-      </w:r>
-    </w:p>
-    <w:p>
-      <w:pPr>
-        <w:spacing w:lineRule="auto" w:line="360" w:after="0"/>
-        <w:ind w:firstLine="0"/>
-        <w:jc w:val="left"/>
-      </w:pPr>
-      <w:r>
-        <w:rPr>
-          <w:rFonts w:ascii="Times New Roman" w:hAnsi="Times New Roman" w:eastAsia="Times New Roman"/>
-          <w:b w:val="0"/>
-          <w:sz w:val="28"/>
-        </w:rPr>
-        <w:t>3. Последствия установления минимальной цены</w:t>
-      </w:r>
-    </w:p>
-    <w:p>
-      <w:pPr>
-        <w:spacing w:lineRule="auto" w:line="360" w:after="0"/>
-        <w:ind w:firstLine="0"/>
-        <w:jc w:val="left"/>
-      </w:pPr>
-      <w:r>
-        <w:rPr>
-          <w:rFonts w:ascii="Times New Roman" w:hAnsi="Times New Roman" w:eastAsia="Times New Roman"/>
-          <w:b w:val="0"/>
-          <w:sz w:val="28"/>
-        </w:rPr>
-        <w:t>Заключение</w:t>
-      </w:r>
-    </w:p>
-    <w:p>
-      <w:pPr>
-        <w:spacing w:lineRule="auto" w:line="360" w:after="0"/>
-        <w:ind w:firstLine="0"/>
-        <w:jc w:val="left"/>
-      </w:pPr>
-      <w:r>
-        <w:rPr>
-          <w:rFonts w:ascii="Times New Roman" w:hAnsi="Times New Roman" w:eastAsia="Times New Roman"/>
-          <w:b w:val="0"/>
-          <w:sz w:val="28"/>
-        </w:rPr>
-        <w:t>Список литературы</w:t>
-      </w:r>
-    </w:p>
-    <w:p>
-      <w:r>
-        <w:br w:type="page"/>
+        <w:t>Какая ситуация образуется на рынке, если правительство установит минимальную цену в размере 7 денежных единиц?</w:t>
       </w:r>
     </w:p>
     <w:p>
@@ -405,7 +340,7 @@
           <w:b/>
           <w:sz w:val="28"/>
         </w:rPr>
-        <w:t>Введение</w:t>
+        <w:t>Решение</w:t>
       </w:r>
     </w:p>
     <w:p>
@@ -420,7 +355,7 @@
           <w:b w:val="0"/>
           <w:sz w:val="28"/>
         </w:rPr>
-        <w:t>Экономическая теория изучает закономерности функционирования рыночной системы и механизмы принятия решений экономическими субъектами. Понимание базовых категорий микро- и макроэкономики необходимо для анализа реальных рыночных процессов, оценки последствий государственного вмешательства и прогнозирования поведения потребителей и производителей.</w:t>
+        <w:t>Равновесная цена без вмешательства: 30 − 3P = 10 + P → P* = 5, Q* = 15.</w:t>
       </w:r>
     </w:p>
     <w:p>
@@ -435,7 +370,7 @@
           <w:b w:val="0"/>
           <w:sz w:val="28"/>
         </w:rPr>
-        <w:t>В современных условиях российская экономика сочетает элементы рыночной конкуренции с активной ролью государства. Это предопределяет повышенное значение анализа спроса и предложения, эластичности, рыночного равновесия и бюджетной политики. Теоретические положения, рассмотренные в настоящей работе, позволяют системно подойти к решению практических задач и сформировать целостное представление об исследуемой проблеме.</w:t>
+        <w:t>Минимальная цена Pmin = 7 &gt; 5, поэтому она является обязательной.</w:t>
       </w:r>
     </w:p>
     <w:p>
@@ -450,7 +385,7 @@
           <w:b w:val="0"/>
           <w:sz w:val="28"/>
         </w:rPr>
-        <w:t>Цель реферата — раскрыть теоретическое содержание темы, показать практическое значение рассматриваемых категорий и продемонстрировать умение применять экономический аппарат при решении конкретных задач. В работе использованы положения отечественных и зарубежных учебников по экономической теории, а также нормативные акты, регулирующие экономические отношения в Российской Федерации.</w:t>
+        <w:t>При P = 7: Qd = 30 − 21 = 9 кг; Qs = 10 + 7 = 17 кг.</w:t>
       </w:r>
     </w:p>
     <w:p>
@@ -465,7 +400,7 @@
           <w:b w:val="0"/>
           <w:sz w:val="28"/>
         </w:rPr>
-        <w:t>Анализ рассматриваемых экономических категорий позволяет глубже понять логику рыночного механизма. Теоретические модели, несмотря на упрощения, дают ценные ориентиры для интерпретации реальных данных и оценки экономической политики.</w:t>
+        <w:t>Избыток товара: 17 − 9 = 8 кг.</w:t>
       </w:r>
     </w:p>
     <w:p>
@@ -480,1447 +415,7 @@
           <w:b w:val="0"/>
           <w:sz w:val="28"/>
         </w:rPr>
-        <w:t>В условиях глобализации и цифровизации экономики традиционные представления о спросе, предложении и равновесии дополняются новыми факторами: электронной коммерцией, платформенными рынками, алгоритмическим ценообразованием.</w:t>
-      </w:r>
-    </w:p>
-    <w:p>
-      <w:pPr>
-        <w:spacing w:lineRule="auto" w:line="360" w:after="0"/>
-        <w:ind w:firstLine="709"/>
-        <w:jc w:val="both"/>
-      </w:pPr>
-      <w:r>
-        <w:rPr>
-          <w:rFonts w:ascii="Times New Roman" w:hAnsi="Times New Roman" w:eastAsia="Times New Roman"/>
-          <w:b w:val="0"/>
-          <w:sz w:val="28"/>
-        </w:rPr>
-        <w:t>Российская экономика характеризуется сочетанием рыночных институтов с сильной ролью государства. Это требует особого внимания к вопросам бюджетной устойчивости, инфляции и социальной защиты населения.</w:t>
-      </w:r>
-    </w:p>
-    <w:p>
-      <w:pPr>
-        <w:spacing w:lineRule="auto" w:line="360" w:after="0"/>
-        <w:ind w:firstLine="709"/>
-        <w:jc w:val="both"/>
-      </w:pPr>
-      <w:r>
-        <w:rPr>
-          <w:rFonts w:ascii="Times New Roman" w:hAnsi="Times New Roman" w:eastAsia="Times New Roman"/>
-          <w:b w:val="0"/>
-          <w:sz w:val="28"/>
-        </w:rPr>
-        <w:t>Практическое применение экономического анализа находит отражение в деятельности предприятий, банков, государственных органов и международных организаций. Без понимания базовых закономерностей невозможно принимать обоснованные управленческие решения.</w:t>
-      </w:r>
-    </w:p>
-    <w:p>
-      <w:pPr>
-        <w:spacing w:lineRule="auto" w:line="360" w:after="0"/>
-        <w:ind w:firstLine="709"/>
-        <w:jc w:val="both"/>
-      </w:pPr>
-      <w:r>
-        <w:rPr>
-          <w:rFonts w:ascii="Times New Roman" w:hAnsi="Times New Roman" w:eastAsia="Times New Roman"/>
-          <w:b w:val="0"/>
-          <w:sz w:val="28"/>
-        </w:rPr>
-        <w:t>Анализ рассматриваемых экономических категорий позволяет глубже понять логику рыночного механизма. Теоретические модели, несмотря на упрощения, дают ценные ориентиры для интерпретации реальных данных и оценки экономической политики.</w:t>
-      </w:r>
-    </w:p>
-    <w:p>
-      <w:pPr>
-        <w:spacing w:lineRule="auto" w:line="360" w:after="0"/>
-        <w:ind w:firstLine="709"/>
-        <w:jc w:val="both"/>
-      </w:pPr>
-      <w:r>
-        <w:rPr>
-          <w:rFonts w:ascii="Times New Roman" w:hAnsi="Times New Roman" w:eastAsia="Times New Roman"/>
-          <w:b w:val="0"/>
-          <w:sz w:val="28"/>
-        </w:rPr>
-        <w:t>В условиях глобализации и цифровизации экономики традиционные представления о спросе, предложении и равновесии дополняются новыми факторами: электронной коммерцией, платформенными рынками, алгоритмическим ценообразованием.</w:t>
-      </w:r>
-    </w:p>
-    <w:p>
-      <w:pPr>
-        <w:spacing w:lineRule="auto" w:line="360" w:after="0"/>
-        <w:ind w:firstLine="709"/>
-        <w:jc w:val="both"/>
-      </w:pPr>
-      <w:r>
-        <w:rPr>
-          <w:rFonts w:ascii="Times New Roman" w:hAnsi="Times New Roman" w:eastAsia="Times New Roman"/>
-          <w:b w:val="0"/>
-          <w:sz w:val="28"/>
-        </w:rPr>
-        <w:t>Российская экономика характеризуется сочетанием рыночных институтов с сильной ролью государства. Это требует особого внимания к вопросам бюджетной устойчивости, инфляции и социальной защиты населения.</w:t>
-      </w:r>
-    </w:p>
-    <w:p>
-      <w:pPr>
-        <w:spacing w:lineRule="auto" w:line="360" w:after="0"/>
-        <w:ind w:firstLine="709"/>
-        <w:jc w:val="both"/>
-      </w:pPr>
-      <w:r>
-        <w:rPr>
-          <w:rFonts w:ascii="Times New Roman" w:hAnsi="Times New Roman" w:eastAsia="Times New Roman"/>
-          <w:b w:val="0"/>
-          <w:sz w:val="28"/>
-        </w:rPr>
-        <w:t>Практическое применение экономического анализа находит отражение в деятельности предприятий, банков, государственных органов и международных организаций. Без понимания базовых закономерностей невозможно принимать обоснованные управленческие решения.</w:t>
-      </w:r>
-    </w:p>
-    <w:p>
-      <w:pPr>
-        <w:spacing w:lineRule="auto" w:line="360" w:after="0"/>
-        <w:ind w:firstLine="709"/>
-        <w:jc w:val="both"/>
-      </w:pPr>
-      <w:r>
-        <w:rPr>
-          <w:rFonts w:ascii="Times New Roman" w:hAnsi="Times New Roman" w:eastAsia="Times New Roman"/>
-          <w:b w:val="0"/>
-          <w:sz w:val="28"/>
-        </w:rPr>
-        <w:t>Анализ рассматриваемых экономических категорий позволяет глубже понять логику рыночного механизма. Теоретические модели, несмотря на упрощения, дают ценные ориентиры для интерпретации реальных данных и оценки экономической политики.</w:t>
-      </w:r>
-    </w:p>
-    <w:p>
-      <w:pPr>
-        <w:spacing w:lineRule="auto" w:line="360" w:after="0"/>
-        <w:ind w:firstLine="709"/>
-        <w:jc w:val="both"/>
-      </w:pPr>
-      <w:r>
-        <w:rPr>
-          <w:rFonts w:ascii="Times New Roman" w:hAnsi="Times New Roman" w:eastAsia="Times New Roman"/>
-          <w:b w:val="0"/>
-          <w:sz w:val="28"/>
-        </w:rPr>
-        <w:t>В условиях глобализации и цифровизации экономики традиционные представления о спросе, предложении и равновесии дополняются новыми факторами: электронной коммерцией, платформенными рынками, алгоритмическим ценообразованием.</w:t>
-      </w:r>
-    </w:p>
-    <w:p>
-      <w:pPr>
-        <w:spacing w:lineRule="auto" w:line="360" w:after="0"/>
-        <w:ind w:firstLine="709"/>
-        <w:jc w:val="both"/>
-      </w:pPr>
-      <w:r>
-        <w:rPr>
-          <w:rFonts w:ascii="Times New Roman" w:hAnsi="Times New Roman" w:eastAsia="Times New Roman"/>
-          <w:b w:val="0"/>
-          <w:sz w:val="28"/>
-        </w:rPr>
-        <w:t>Российская экономика характеризуется сочетанием рыночных институтов с сильной ролью государства. Это требует особого внимания к вопросам бюджетной устойчивости, инфляции и социальной защиты населения.</w:t>
-      </w:r>
-    </w:p>
-    <w:p>
-      <w:pPr>
-        <w:spacing w:lineRule="auto" w:line="360" w:after="0"/>
-        <w:ind w:firstLine="709"/>
-        <w:jc w:val="both"/>
-      </w:pPr>
-      <w:r>
-        <w:rPr>
-          <w:rFonts w:ascii="Times New Roman" w:hAnsi="Times New Roman" w:eastAsia="Times New Roman"/>
-          <w:b w:val="0"/>
-          <w:sz w:val="28"/>
-        </w:rPr>
-        <w:t>Практическое применение экономического анализа находит отражение в деятельности предприятий, банков, государственных органов и международных организаций. Без понимания базовых закономерностей невозможно принимать обоснованные управленческие решения.</w:t>
-      </w:r>
-    </w:p>
-    <w:p>
-      <w:pPr>
-        <w:spacing w:lineRule="auto" w:line="360" w:after="0"/>
-        <w:ind w:firstLine="709"/>
-        <w:jc w:val="both"/>
-      </w:pPr>
-      <w:r>
-        <w:rPr>
-          <w:rFonts w:ascii="Times New Roman" w:hAnsi="Times New Roman" w:eastAsia="Times New Roman"/>
-          <w:b w:val="0"/>
-          <w:sz w:val="28"/>
-        </w:rPr>
-        <w:t>Анализ рассматриваемых экономических категорий позволяет глубже понять логику рыночного механизма. Теоретические модели, несмотря на упрощения, дают ценные ориентиры для интерпретации реальных данных и оценки экономической политики.</w:t>
-      </w:r>
-    </w:p>
-    <w:p>
-      <w:pPr>
-        <w:spacing w:lineRule="auto" w:line="360" w:after="0"/>
-        <w:ind w:firstLine="709"/>
-        <w:jc w:val="both"/>
-      </w:pPr>
-      <w:r>
-        <w:rPr>
-          <w:rFonts w:ascii="Times New Roman" w:hAnsi="Times New Roman" w:eastAsia="Times New Roman"/>
-          <w:b w:val="0"/>
-          <w:sz w:val="28"/>
-        </w:rPr>
-        <w:t>В условиях глобализации и цифровизации экономики традиционные представления о спросе, предложении и равновесии дополняются новыми факторами: электронной коммерцией, платформенными рынками, алгоритмическим ценообразованием.</w:t>
-      </w:r>
-    </w:p>
-    <w:p>
-      <w:pPr>
-        <w:spacing w:lineRule="auto" w:line="360" w:after="0"/>
-        <w:ind w:firstLine="709"/>
-        <w:jc w:val="both"/>
-      </w:pPr>
-      <w:r>
-        <w:rPr>
-          <w:rFonts w:ascii="Times New Roman" w:hAnsi="Times New Roman" w:eastAsia="Times New Roman"/>
-          <w:b w:val="0"/>
-          <w:sz w:val="28"/>
-        </w:rPr>
-        <w:t>Российская экономика характеризуется сочетанием рыночных институтов с сильной ролью государства. Это требует особого внимания к вопросам бюджетной устойчивости, инфляции и социальной защиты населения.</w:t>
-      </w:r>
-    </w:p>
-    <w:p>
-      <w:pPr>
-        <w:spacing w:lineRule="auto" w:line="360" w:after="120"/>
-        <w:ind w:firstLine="0"/>
-        <w:jc w:val="both"/>
-      </w:pPr>
-      <w:r>
-        <w:rPr>
-          <w:rFonts w:ascii="Times New Roman" w:hAnsi="Times New Roman" w:eastAsia="Times New Roman"/>
-          <w:b/>
-          <w:sz w:val="28"/>
-        </w:rPr>
-        <w:t>1. Рыночное равновесие и ценовые ограничения</w:t>
-      </w:r>
-    </w:p>
-    <w:p>
-      <w:pPr>
-        <w:spacing w:lineRule="auto" w:line="360" w:after="0"/>
-        <w:ind w:firstLine="709"/>
-        <w:jc w:val="both"/>
-      </w:pPr>
-      <w:r>
-        <w:rPr>
-          <w:rFonts w:ascii="Times New Roman" w:hAnsi="Times New Roman" w:eastAsia="Times New Roman"/>
-          <w:b w:val="0"/>
-          <w:sz w:val="28"/>
-        </w:rPr>
-        <w:t>Свободный рынок стремится к равновесию, при котором спрос равен предложению. Однако государство нередко устанавливает административные ограничения на уровень цен с целью защиты интересов определённых групп населения или производителей.</w:t>
-      </w:r>
-    </w:p>
-    <w:p>
-      <w:pPr>
-        <w:spacing w:lineRule="auto" w:line="360" w:after="0"/>
-        <w:ind w:firstLine="709"/>
-        <w:jc w:val="both"/>
-      </w:pPr>
-      <w:r>
-        <w:rPr>
-          <w:rFonts w:ascii="Times New Roman" w:hAnsi="Times New Roman" w:eastAsia="Times New Roman"/>
-          <w:b w:val="0"/>
-          <w:sz w:val="28"/>
-        </w:rPr>
-        <w:t>Минимальная цена (ценовой минимум, price floor) — это предельный уровень цены, ниже которого продажа товара запрещена или экономически нецелесообразна. Типичный пример — минимальная заработная плата, минимальные закупочные цены на сельскохозяйственную продукцию.</w:t>
-      </w:r>
-    </w:p>
-    <w:p>
-      <w:pPr>
-        <w:spacing w:lineRule="auto" w:line="360" w:after="0"/>
-        <w:ind w:firstLine="709"/>
-        <w:jc w:val="both"/>
-      </w:pPr>
-      <w:r>
-        <w:rPr>
-          <w:rFonts w:ascii="Times New Roman" w:hAnsi="Times New Roman" w:eastAsia="Times New Roman"/>
-          <w:b w:val="0"/>
-          <w:sz w:val="28"/>
-        </w:rPr>
-        <w:t>Если минимальная цена установлена выше равновесной, она препятствует достижению равновесия и создаёт устойчивый избыток товара. Покупатели готовы приобрести меньшее количество по завышенной цене, тогда как производители стремятся предложить больше.</w:t>
-      </w:r>
-    </w:p>
-    <w:p>
-      <w:pPr>
-        <w:spacing w:lineRule="auto" w:line="360" w:after="0"/>
-        <w:ind w:firstLine="709"/>
-        <w:jc w:val="both"/>
-      </w:pPr>
-      <w:r>
-        <w:rPr>
-          <w:rFonts w:ascii="Times New Roman" w:hAnsi="Times New Roman" w:eastAsia="Times New Roman"/>
-          <w:b w:val="0"/>
-          <w:sz w:val="28"/>
-        </w:rPr>
-        <w:t>В условиях глобализации и цифровизации экономики традиционные представления о спросе, предложении и равновесии дополняются новыми факторами: электронной коммерцией, платформенными рынками, алгоритмическим ценообразованием.</w:t>
-      </w:r>
-    </w:p>
-    <w:p>
-      <w:pPr>
-        <w:spacing w:lineRule="auto" w:line="360" w:after="0"/>
-        <w:ind w:firstLine="709"/>
-        <w:jc w:val="both"/>
-      </w:pPr>
-      <w:r>
-        <w:rPr>
-          <w:rFonts w:ascii="Times New Roman" w:hAnsi="Times New Roman" w:eastAsia="Times New Roman"/>
-          <w:b w:val="0"/>
-          <w:sz w:val="28"/>
-        </w:rPr>
-        <w:t>Российская экономика характеризуется сочетанием рыночных институтов с сильной ролью государства. Это требует особого внимания к вопросам бюджетной устойчивости, инфляции и социальной защиты населения.</w:t>
-      </w:r>
-    </w:p>
-    <w:p>
-      <w:pPr>
-        <w:spacing w:lineRule="auto" w:line="360" w:after="0"/>
-        <w:ind w:firstLine="709"/>
-        <w:jc w:val="both"/>
-      </w:pPr>
-      <w:r>
-        <w:rPr>
-          <w:rFonts w:ascii="Times New Roman" w:hAnsi="Times New Roman" w:eastAsia="Times New Roman"/>
-          <w:b w:val="0"/>
-          <w:sz w:val="28"/>
-        </w:rPr>
-        <w:t>Практическое применение экономического анализа находит отражение в деятельности предприятий, банков, государственных органов и международных организаций. Без понимания базовых закономерностей невозможно принимать обоснованные управленческие решения.</w:t>
-      </w:r>
-    </w:p>
-    <w:p>
-      <w:pPr>
-        <w:spacing w:lineRule="auto" w:line="360" w:after="0"/>
-        <w:ind w:firstLine="709"/>
-        <w:jc w:val="both"/>
-      </w:pPr>
-      <w:r>
-        <w:rPr>
-          <w:rFonts w:ascii="Times New Roman" w:hAnsi="Times New Roman" w:eastAsia="Times New Roman"/>
-          <w:b w:val="0"/>
-          <w:sz w:val="28"/>
-        </w:rPr>
-        <w:t>Анализ рассматриваемых экономических категорий позволяет глубже понять логику рыночного механизма. Теоретические модели, несмотря на упрощения, дают ценные ориентиры для интерпретации реальных данных и оценки экономической политики.</w:t>
-      </w:r>
-    </w:p>
-    <w:p>
-      <w:pPr>
-        <w:spacing w:lineRule="auto" w:line="360" w:after="0"/>
-        <w:ind w:firstLine="709"/>
-        <w:jc w:val="both"/>
-      </w:pPr>
-      <w:r>
-        <w:rPr>
-          <w:rFonts w:ascii="Times New Roman" w:hAnsi="Times New Roman" w:eastAsia="Times New Roman"/>
-          <w:b w:val="0"/>
-          <w:sz w:val="28"/>
-        </w:rPr>
-        <w:t>В условиях глобализации и цифровизации экономики традиционные представления о спросе, предложении и равновесии дополняются новыми факторами: электронной коммерцией, платформенными рынками, алгоритмическим ценообразованием.</w:t>
-      </w:r>
-    </w:p>
-    <w:p>
-      <w:pPr>
-        <w:spacing w:lineRule="auto" w:line="360" w:after="0"/>
-        <w:ind w:firstLine="709"/>
-        <w:jc w:val="both"/>
-      </w:pPr>
-      <w:r>
-        <w:rPr>
-          <w:rFonts w:ascii="Times New Roman" w:hAnsi="Times New Roman" w:eastAsia="Times New Roman"/>
-          <w:b w:val="0"/>
-          <w:sz w:val="28"/>
-        </w:rPr>
-        <w:t>Российская экономика характеризуется сочетанием рыночных институтов с сильной ролью государства. Это требует особого внимания к вопросам бюджетной устойчивости, инфляции и социальной защиты населения.</w:t>
-      </w:r>
-    </w:p>
-    <w:p>
-      <w:pPr>
-        <w:spacing w:lineRule="auto" w:line="360" w:after="0"/>
-        <w:ind w:firstLine="709"/>
-        <w:jc w:val="both"/>
-      </w:pPr>
-      <w:r>
-        <w:rPr>
-          <w:rFonts w:ascii="Times New Roman" w:hAnsi="Times New Roman" w:eastAsia="Times New Roman"/>
-          <w:b w:val="0"/>
-          <w:sz w:val="28"/>
-        </w:rPr>
-        <w:t>Практическое применение экономического анализа находит отражение в деятельности предприятий, банков, государственных органов и международных организаций. Без понимания базовых закономерностей невозможно принимать обоснованные управленческие решения.</w:t>
-      </w:r>
-    </w:p>
-    <w:p>
-      <w:pPr>
-        <w:spacing w:lineRule="auto" w:line="360" w:after="0"/>
-        <w:ind w:firstLine="709"/>
-        <w:jc w:val="both"/>
-      </w:pPr>
-      <w:r>
-        <w:rPr>
-          <w:rFonts w:ascii="Times New Roman" w:hAnsi="Times New Roman" w:eastAsia="Times New Roman"/>
-          <w:b w:val="0"/>
-          <w:sz w:val="28"/>
-        </w:rPr>
-        <w:t>Анализ рассматриваемых экономических категорий позволяет глубже понять логику рыночного механизма. Теоретические модели, несмотря на упрощения, дают ценные ориентиры для интерпретации реальных данных и оценки экономической политики.</w:t>
-      </w:r>
-    </w:p>
-    <w:p>
-      <w:pPr>
-        <w:spacing w:lineRule="auto" w:line="360" w:after="0"/>
-        <w:ind w:firstLine="709"/>
-        <w:jc w:val="both"/>
-      </w:pPr>
-      <w:r>
-        <w:rPr>
-          <w:rFonts w:ascii="Times New Roman" w:hAnsi="Times New Roman" w:eastAsia="Times New Roman"/>
-          <w:b w:val="0"/>
-          <w:sz w:val="28"/>
-        </w:rPr>
-        <w:t>В условиях глобализации и цифровизации экономики традиционные представления о спросе, предложении и равновесии дополняются новыми факторами: электронной коммерцией, платформенными рынками, алгоритмическим ценообразованием.</w:t>
-      </w:r>
-    </w:p>
-    <w:p>
-      <w:pPr>
-        <w:spacing w:lineRule="auto" w:line="360" w:after="0"/>
-        <w:ind w:firstLine="709"/>
-        <w:jc w:val="both"/>
-      </w:pPr>
-      <w:r>
-        <w:rPr>
-          <w:rFonts w:ascii="Times New Roman" w:hAnsi="Times New Roman" w:eastAsia="Times New Roman"/>
-          <w:b w:val="0"/>
-          <w:sz w:val="28"/>
-        </w:rPr>
-        <w:t>Российская экономика характеризуется сочетанием рыночных институтов с сильной ролью государства. Это требует особого внимания к вопросам бюджетной устойчивости, инфляции и социальной защиты населения.</w:t>
-      </w:r>
-    </w:p>
-    <w:p>
-      <w:pPr>
-        <w:spacing w:lineRule="auto" w:line="360" w:after="0"/>
-        <w:ind w:firstLine="709"/>
-        <w:jc w:val="both"/>
-      </w:pPr>
-      <w:r>
-        <w:rPr>
-          <w:rFonts w:ascii="Times New Roman" w:hAnsi="Times New Roman" w:eastAsia="Times New Roman"/>
-          <w:b w:val="0"/>
-          <w:sz w:val="28"/>
-        </w:rPr>
-        <w:t>Практическое применение экономического анализа находит отражение в деятельности предприятий, банков, государственных органов и международных организаций. Без понимания базовых закономерностей невозможно принимать обоснованные управленческие решения.</w:t>
-      </w:r>
-    </w:p>
-    <w:p>
-      <w:pPr>
-        <w:spacing w:lineRule="auto" w:line="360" w:after="0"/>
-        <w:ind w:firstLine="709"/>
-        <w:jc w:val="both"/>
-      </w:pPr>
-      <w:r>
-        <w:rPr>
-          <w:rFonts w:ascii="Times New Roman" w:hAnsi="Times New Roman" w:eastAsia="Times New Roman"/>
-          <w:b w:val="0"/>
-          <w:sz w:val="28"/>
-        </w:rPr>
-        <w:t>Анализ рассматриваемых экономических категорий позволяет глубже понять логику рыночного механизма. Теоретические модели, несмотря на упрощения, дают ценные ориентиры для интерпретации реальных данных и оценки экономической политики.</w:t>
-      </w:r>
-    </w:p>
-    <w:p>
-      <w:pPr>
-        <w:spacing w:lineRule="auto" w:line="360" w:after="0"/>
-        <w:ind w:firstLine="709"/>
-        <w:jc w:val="both"/>
-      </w:pPr>
-      <w:r>
-        <w:rPr>
-          <w:rFonts w:ascii="Times New Roman" w:hAnsi="Times New Roman" w:eastAsia="Times New Roman"/>
-          <w:b w:val="0"/>
-          <w:sz w:val="28"/>
-        </w:rPr>
-        <w:t>В условиях глобализации и цифровизации экономики традиционные представления о спросе, предложении и равновесии дополняются новыми факторами: электронной коммерцией, платформенными рынками, алгоритмическим ценообразованием.</w:t>
-      </w:r>
-    </w:p>
-    <w:p>
-      <w:pPr>
-        <w:spacing w:lineRule="auto" w:line="360" w:after="0"/>
-        <w:ind w:firstLine="709"/>
-        <w:jc w:val="both"/>
-      </w:pPr>
-      <w:r>
-        <w:rPr>
-          <w:rFonts w:ascii="Times New Roman" w:hAnsi="Times New Roman" w:eastAsia="Times New Roman"/>
-          <w:b w:val="0"/>
-          <w:sz w:val="28"/>
-        </w:rPr>
-        <w:t>Российская экономика характеризуется сочетанием рыночных институтов с сильной ролью государства. Это требует особого внимания к вопросам бюджетной устойчивости, инфляции и социальной защиты населения.</w:t>
-      </w:r>
-    </w:p>
-    <w:p>
-      <w:pPr>
-        <w:spacing w:lineRule="auto" w:line="360" w:after="0"/>
-        <w:ind w:firstLine="709"/>
-        <w:jc w:val="both"/>
-      </w:pPr>
-      <w:r>
-        <w:rPr>
-          <w:rFonts w:ascii="Times New Roman" w:hAnsi="Times New Roman" w:eastAsia="Times New Roman"/>
-          <w:b w:val="0"/>
-          <w:sz w:val="28"/>
-        </w:rPr>
-        <w:t>Практическое применение экономического анализа находит отражение в деятельности предприятий, банков, государственных органов и международных организаций. Без понимания базовых закономерностей невозможно принимать обоснованные управленческие решения.</w:t>
-      </w:r>
-    </w:p>
-    <w:p>
-      <w:pPr>
-        <w:spacing w:lineRule="auto" w:line="360" w:after="120"/>
-        <w:ind w:firstLine="0"/>
-        <w:jc w:val="both"/>
-      </w:pPr>
-      <w:r>
-        <w:rPr>
-          <w:rFonts w:ascii="Times New Roman" w:hAnsi="Times New Roman" w:eastAsia="Times New Roman"/>
-          <w:b/>
-          <w:sz w:val="28"/>
-        </w:rPr>
-        <w:t>2. Решение задачи</w:t>
-      </w:r>
-    </w:p>
-    <w:p>
-      <w:pPr>
-        <w:spacing w:lineRule="auto" w:line="360" w:after="0"/>
-        <w:ind w:firstLine="709"/>
-        <w:jc w:val="both"/>
-      </w:pPr>
-      <w:r>
-        <w:rPr>
-          <w:rFonts w:ascii="Times New Roman" w:hAnsi="Times New Roman" w:eastAsia="Times New Roman"/>
-          <w:b w:val="0"/>
-          <w:sz w:val="28"/>
-        </w:rPr>
-        <w:t>Исходные данные: Qd = 30 − 3P, Qs = 10 + P. Равновесная цена без вмешательства P* = 5, Q* = 15 (см. задание 1).</w:t>
-      </w:r>
-    </w:p>
-    <w:p>
-      <w:pPr>
-        <w:spacing w:lineRule="auto" w:line="360" w:after="0"/>
-        <w:ind w:firstLine="709"/>
-        <w:jc w:val="both"/>
-      </w:pPr>
-      <w:r>
-        <w:rPr>
-          <w:rFonts w:ascii="Times New Roman" w:hAnsi="Times New Roman" w:eastAsia="Times New Roman"/>
-          <w:b w:val="0"/>
-          <w:sz w:val="28"/>
-        </w:rPr>
-        <w:t>Правительство устанавливает минимальную цену Pmin = 7 денежных единиц. Поскольку 7 &gt; 5, минимальная цена является обязательной и связывающей (binding price floor).</w:t>
-      </w:r>
-    </w:p>
-    <w:p>
-      <w:pPr>
-        <w:spacing w:lineRule="auto" w:line="360" w:after="0"/>
-        <w:ind w:firstLine="709"/>
-        <w:jc w:val="both"/>
-      </w:pPr>
-      <w:r>
-        <w:rPr>
-          <w:rFonts w:ascii="Times New Roman" w:hAnsi="Times New Roman" w:eastAsia="Times New Roman"/>
-          <w:b w:val="0"/>
-          <w:sz w:val="28"/>
-        </w:rPr>
-        <w:t>При P = 7: Qd = 30 − 3·7 = 30 − 21 = 9 кг; Qs = 10 + 7 = 17 кг. Величина избытка: Qs − Qd = 17 − 9 = 8 кг.</w:t>
-      </w:r>
-    </w:p>
-    <w:p>
-      <w:pPr>
-        <w:spacing w:lineRule="auto" w:line="360" w:after="0"/>
-        <w:ind w:firstLine="709"/>
-        <w:jc w:val="both"/>
-      </w:pPr>
-      <w:r>
-        <w:rPr>
-          <w:rFonts w:ascii="Times New Roman" w:hAnsi="Times New Roman" w:eastAsia="Times New Roman"/>
-          <w:b w:val="0"/>
-          <w:sz w:val="28"/>
-        </w:rPr>
-        <w:t>На рынке образуется ситуация перепроизводства: продавцы не могут реализовать 8 кг риса по установленной цене. Часть товара остаётся непроданной, если государство не выкупает излишки.</w:t>
-      </w:r>
-    </w:p>
-    <w:p>
-      <w:pPr>
-        <w:spacing w:lineRule="auto" w:line="360" w:after="0"/>
-        <w:ind w:firstLine="709"/>
-        <w:jc w:val="both"/>
-      </w:pPr>
-      <w:r>
-        <w:rPr>
-          <w:rFonts w:ascii="Times New Roman" w:hAnsi="Times New Roman" w:eastAsia="Times New Roman"/>
-          <w:b w:val="0"/>
-          <w:sz w:val="28"/>
-        </w:rPr>
-        <w:t>Экономические последствия: снижение объёма реализованных сделок по сравнению с равновесием (9 &lt; 15), рост цены для потребителей, возможное увеличение затрат государства на поддержку производителей.</w:t>
-      </w:r>
-    </w:p>
-    <w:p>
-      <w:pPr>
-        <w:spacing w:lineRule="auto" w:line="360" w:after="0"/>
-        <w:ind w:firstLine="709"/>
-        <w:jc w:val="both"/>
-      </w:pPr>
-      <w:r>
-        <w:rPr>
-          <w:rFonts w:ascii="Times New Roman" w:hAnsi="Times New Roman" w:eastAsia="Times New Roman"/>
-          <w:b w:val="0"/>
-          <w:sz w:val="28"/>
-        </w:rPr>
-        <w:t>Российская экономика характеризуется сочетанием рыночных институтов с сильной ролью государства. Это требует особого внимания к вопросам бюджетной устойчивости, инфляции и социальной защиты населения.</w:t>
-      </w:r>
-    </w:p>
-    <w:p>
-      <w:pPr>
-        <w:spacing w:lineRule="auto" w:line="360" w:after="0"/>
-        <w:ind w:firstLine="709"/>
-        <w:jc w:val="both"/>
-      </w:pPr>
-      <w:r>
-        <w:rPr>
-          <w:rFonts w:ascii="Times New Roman" w:hAnsi="Times New Roman" w:eastAsia="Times New Roman"/>
-          <w:b w:val="0"/>
-          <w:sz w:val="28"/>
-        </w:rPr>
-        <w:t>Практическое применение экономического анализа находит отражение в деятельности предприятий, банков, государственных органов и международных организаций. Без понимания базовых закономерностей невозможно принимать обоснованные управленческие решения.</w:t>
-      </w:r>
-    </w:p>
-    <w:p>
-      <w:pPr>
-        <w:spacing w:lineRule="auto" w:line="360" w:after="0"/>
-        <w:ind w:firstLine="709"/>
-        <w:jc w:val="both"/>
-      </w:pPr>
-      <w:r>
-        <w:rPr>
-          <w:rFonts w:ascii="Times New Roman" w:hAnsi="Times New Roman" w:eastAsia="Times New Roman"/>
-          <w:b w:val="0"/>
-          <w:sz w:val="28"/>
-        </w:rPr>
-        <w:t>Анализ рассматриваемых экономических категорий позволяет глубже понять логику рыночного механизма. Теоретические модели, несмотря на упрощения, дают ценные ориентиры для интерпретации реальных данных и оценки экономической политики.</w:t>
-      </w:r>
-    </w:p>
-    <w:p>
-      <w:pPr>
-        <w:spacing w:lineRule="auto" w:line="360" w:after="0"/>
-        <w:ind w:firstLine="709"/>
-        <w:jc w:val="both"/>
-      </w:pPr>
-      <w:r>
-        <w:rPr>
-          <w:rFonts w:ascii="Times New Roman" w:hAnsi="Times New Roman" w:eastAsia="Times New Roman"/>
-          <w:b w:val="0"/>
-          <w:sz w:val="28"/>
-        </w:rPr>
-        <w:t>В условиях глобализации и цифровизации экономики традиционные представления о спросе, предложении и равновесии дополняются новыми факторами: электронной коммерцией, платформенными рынками, алгоритмическим ценообразованием.</w:t>
-      </w:r>
-    </w:p>
-    <w:p>
-      <w:pPr>
-        <w:spacing w:lineRule="auto" w:line="360" w:after="0"/>
-        <w:ind w:firstLine="709"/>
-        <w:jc w:val="both"/>
-      </w:pPr>
-      <w:r>
-        <w:rPr>
-          <w:rFonts w:ascii="Times New Roman" w:hAnsi="Times New Roman" w:eastAsia="Times New Roman"/>
-          <w:b w:val="0"/>
-          <w:sz w:val="28"/>
-        </w:rPr>
-        <w:t>Российская экономика характеризуется сочетанием рыночных институтов с сильной ролью государства. Это требует особого внимания к вопросам бюджетной устойчивости, инфляции и социальной защиты населения.</w:t>
-      </w:r>
-    </w:p>
-    <w:p>
-      <w:pPr>
-        <w:spacing w:lineRule="auto" w:line="360" w:after="0"/>
-        <w:ind w:firstLine="709"/>
-        <w:jc w:val="both"/>
-      </w:pPr>
-      <w:r>
-        <w:rPr>
-          <w:rFonts w:ascii="Times New Roman" w:hAnsi="Times New Roman" w:eastAsia="Times New Roman"/>
-          <w:b w:val="0"/>
-          <w:sz w:val="28"/>
-        </w:rPr>
-        <w:t>Практическое применение экономического анализа находит отражение в деятельности предприятий, банков, государственных органов и международных организаций. Без понимания базовых закономерностей невозможно принимать обоснованные управленческие решения.</w:t>
-      </w:r>
-    </w:p>
-    <w:p>
-      <w:pPr>
-        <w:spacing w:lineRule="auto" w:line="360" w:after="0"/>
-        <w:ind w:firstLine="709"/>
-        <w:jc w:val="both"/>
-      </w:pPr>
-      <w:r>
-        <w:rPr>
-          <w:rFonts w:ascii="Times New Roman" w:hAnsi="Times New Roman" w:eastAsia="Times New Roman"/>
-          <w:b w:val="0"/>
-          <w:sz w:val="28"/>
-        </w:rPr>
-        <w:t>Анализ рассматриваемых экономических категорий позволяет глубже понять логику рыночного механизма. Теоретические модели, несмотря на упрощения, дают ценные ориентиры для интерпретации реальных данных и оценки экономической политики.</w:t>
-      </w:r>
-    </w:p>
-    <w:p>
-      <w:pPr>
-        <w:spacing w:lineRule="auto" w:line="360" w:after="0"/>
-        <w:ind w:firstLine="709"/>
-        <w:jc w:val="both"/>
-      </w:pPr>
-      <w:r>
-        <w:rPr>
-          <w:rFonts w:ascii="Times New Roman" w:hAnsi="Times New Roman" w:eastAsia="Times New Roman"/>
-          <w:b w:val="0"/>
-          <w:sz w:val="28"/>
-        </w:rPr>
-        <w:t>В условиях глобализации и цифровизации экономики традиционные представления о спросе, предложении и равновесии дополняются новыми факторами: электронной коммерцией, платформенными рынками, алгоритмическим ценообразованием.</w:t>
-      </w:r>
-    </w:p>
-    <w:p>
-      <w:pPr>
-        <w:spacing w:lineRule="auto" w:line="360" w:after="0"/>
-        <w:ind w:firstLine="709"/>
-        <w:jc w:val="both"/>
-      </w:pPr>
-      <w:r>
-        <w:rPr>
-          <w:rFonts w:ascii="Times New Roman" w:hAnsi="Times New Roman" w:eastAsia="Times New Roman"/>
-          <w:b w:val="0"/>
-          <w:sz w:val="28"/>
-        </w:rPr>
-        <w:t>Российская экономика характеризуется сочетанием рыночных институтов с сильной ролью государства. Это требует особого внимания к вопросам бюджетной устойчивости, инфляции и социальной защиты населения.</w:t>
-      </w:r>
-    </w:p>
-    <w:p>
-      <w:pPr>
-        <w:spacing w:lineRule="auto" w:line="360" w:after="0"/>
-        <w:ind w:firstLine="709"/>
-        <w:jc w:val="both"/>
-      </w:pPr>
-      <w:r>
-        <w:rPr>
-          <w:rFonts w:ascii="Times New Roman" w:hAnsi="Times New Roman" w:eastAsia="Times New Roman"/>
-          <w:b w:val="0"/>
-          <w:sz w:val="28"/>
-        </w:rPr>
-        <w:t>Практическое применение экономического анализа находит отражение в деятельности предприятий, банков, государственных органов и международных организаций. Без понимания базовых закономерностей невозможно принимать обоснованные управленческие решения.</w:t>
-      </w:r>
-    </w:p>
-    <w:p>
-      <w:pPr>
-        <w:spacing w:lineRule="auto" w:line="360" w:after="0"/>
-        <w:ind w:firstLine="709"/>
-        <w:jc w:val="both"/>
-      </w:pPr>
-      <w:r>
-        <w:rPr>
-          <w:rFonts w:ascii="Times New Roman" w:hAnsi="Times New Roman" w:eastAsia="Times New Roman"/>
-          <w:b w:val="0"/>
-          <w:sz w:val="28"/>
-        </w:rPr>
-        <w:t>Анализ рассматриваемых экономических категорий позволяет глубже понять логику рыночного механизма. Теоретические модели, несмотря на упрощения, дают ценные ориентиры для интерпретации реальных данных и оценки экономической политики.</w:t>
-      </w:r>
-    </w:p>
-    <w:p>
-      <w:pPr>
-        <w:spacing w:lineRule="auto" w:line="360" w:after="0"/>
-        <w:ind w:firstLine="709"/>
-        <w:jc w:val="both"/>
-      </w:pPr>
-      <w:r>
-        <w:rPr>
-          <w:rFonts w:ascii="Times New Roman" w:hAnsi="Times New Roman" w:eastAsia="Times New Roman"/>
-          <w:b w:val="0"/>
-          <w:sz w:val="28"/>
-        </w:rPr>
-        <w:t>В условиях глобализации и цифровизации экономики традиционные представления о спросе, предложении и равновесии дополняются новыми факторами: электронной коммерцией, платформенными рынками, алгоритмическим ценообразованием.</w:t>
-      </w:r>
-    </w:p>
-    <w:p>
-      <w:pPr>
-        <w:spacing w:lineRule="auto" w:line="360" w:after="0"/>
-        <w:ind w:firstLine="709"/>
-        <w:jc w:val="both"/>
-      </w:pPr>
-      <w:r>
-        <w:rPr>
-          <w:rFonts w:ascii="Times New Roman" w:hAnsi="Times New Roman" w:eastAsia="Times New Roman"/>
-          <w:b w:val="0"/>
-          <w:sz w:val="28"/>
-        </w:rPr>
-        <w:t>Российская экономика характеризуется сочетанием рыночных институтов с сильной ролью государства. Это требует особого внимания к вопросам бюджетной устойчивости, инфляции и социальной защиты населения.</w:t>
-      </w:r>
-    </w:p>
-    <w:p>
-      <w:pPr>
-        <w:spacing w:lineRule="auto" w:line="360" w:after="0"/>
-        <w:ind w:firstLine="709"/>
-        <w:jc w:val="both"/>
-      </w:pPr>
-      <w:r>
-        <w:rPr>
-          <w:rFonts w:ascii="Times New Roman" w:hAnsi="Times New Roman" w:eastAsia="Times New Roman"/>
-          <w:b w:val="0"/>
-          <w:sz w:val="28"/>
-        </w:rPr>
-        <w:t>Практическое применение экономического анализа находит отражение в деятельности предприятий, банков, государственных органов и международных организаций. Без понимания базовых закономерностей невозможно принимать обоснованные управленческие решения.</w:t>
-      </w:r>
-    </w:p>
-    <w:p>
-      <w:pPr>
-        <w:spacing w:lineRule="auto" w:line="360" w:after="0"/>
-        <w:ind w:firstLine="709"/>
-        <w:jc w:val="both"/>
-      </w:pPr>
-      <w:r>
-        <w:rPr>
-          <w:rFonts w:ascii="Times New Roman" w:hAnsi="Times New Roman" w:eastAsia="Times New Roman"/>
-          <w:b w:val="0"/>
-          <w:sz w:val="28"/>
-        </w:rPr>
-        <w:t>Анализ рассматриваемых экономических категорий позволяет глубже понять логику рыночного механизма. Теоретические модели, несмотря на упрощения, дают ценные ориентиры для интерпретации реальных данных и оценки экономической политики.</w:t>
-      </w:r>
-    </w:p>
-    <w:p>
-      <w:pPr>
-        <w:spacing w:lineRule="auto" w:line="360" w:after="120"/>
-        <w:ind w:firstLine="0"/>
-        <w:jc w:val="both"/>
-      </w:pPr>
-      <w:r>
-        <w:rPr>
-          <w:rFonts w:ascii="Times New Roman" w:hAnsi="Times New Roman" w:eastAsia="Times New Roman"/>
-          <w:b/>
-          <w:sz w:val="28"/>
-        </w:rPr>
-        <w:t>3. Последствия установления минимальной цены</w:t>
-      </w:r>
-    </w:p>
-    <w:p>
-      <w:pPr>
-        <w:spacing w:lineRule="auto" w:line="360" w:after="0"/>
-        <w:ind w:firstLine="709"/>
-        <w:jc w:val="both"/>
-      </w:pPr>
-      <w:r>
-        <w:rPr>
-          <w:rFonts w:ascii="Times New Roman" w:hAnsi="Times New Roman" w:eastAsia="Times New Roman"/>
-          <w:b w:val="0"/>
-          <w:sz w:val="28"/>
-        </w:rPr>
-        <w:t>Минимальная цена защищает доходы производителей, но ухудшает положение части потребителей, вынужденных платить более высокую цену или отказываться от покупки. Общий объём обмена на рынке сокращается.</w:t>
-      </w:r>
-    </w:p>
-    <w:p>
-      <w:pPr>
-        <w:spacing w:lineRule="auto" w:line="360" w:after="0"/>
-        <w:ind w:firstLine="709"/>
-        <w:jc w:val="both"/>
-      </w:pPr>
-      <w:r>
-        <w:rPr>
-          <w:rFonts w:ascii="Times New Roman" w:hAnsi="Times New Roman" w:eastAsia="Times New Roman"/>
-          <w:b w:val="0"/>
-          <w:sz w:val="28"/>
-        </w:rPr>
-        <w:t>Избыток товара может приводить к необходимости государственных закупок, уничтожения продукции или её экспорта с субсидиями. Это создаёт дополнительную нагрузку на бюджет и искажает рыночные сигналы.</w:t>
-      </w:r>
-    </w:p>
-    <w:p>
-      <w:pPr>
-        <w:spacing w:lineRule="auto" w:line="360" w:after="0"/>
-        <w:ind w:firstLine="709"/>
-        <w:jc w:val="both"/>
-      </w:pPr>
-      <w:r>
-        <w:rPr>
-          <w:rFonts w:ascii="Times New Roman" w:hAnsi="Times New Roman" w:eastAsia="Times New Roman"/>
-          <w:b w:val="0"/>
-          <w:sz w:val="28"/>
-        </w:rPr>
-        <w:t>В долгосрочном периоде производители могут сохранять неэффективные мощности, ориентируясь на гарантированную цену, что снижает стимулы к снижению издержек и инновациям.</w:t>
-      </w:r>
-    </w:p>
-    <w:p>
-      <w:pPr>
-        <w:spacing w:lineRule="auto" w:line="360" w:after="0"/>
-        <w:ind w:firstLine="709"/>
-        <w:jc w:val="both"/>
-      </w:pPr>
-      <w:r>
-        <w:rPr>
-          <w:rFonts w:ascii="Times New Roman" w:hAnsi="Times New Roman" w:eastAsia="Times New Roman"/>
-          <w:b w:val="0"/>
-          <w:sz w:val="28"/>
-        </w:rPr>
-        <w:t>Альтернативой прямому ценовому регулированию могут быть целевые субсидии потребителям или производителям, позволяющие достичь социальных целей с меньшими потерями эффективности.</w:t>
-      </w:r>
-    </w:p>
-    <w:p>
-      <w:pPr>
-        <w:spacing w:lineRule="auto" w:line="360" w:after="0"/>
-        <w:ind w:firstLine="709"/>
-        <w:jc w:val="both"/>
-      </w:pPr>
-      <w:r>
-        <w:rPr>
-          <w:rFonts w:ascii="Times New Roman" w:hAnsi="Times New Roman" w:eastAsia="Times New Roman"/>
-          <w:b w:val="0"/>
-          <w:sz w:val="28"/>
-        </w:rPr>
-        <w:t>Практическое применение экономического анализа находит отражение в деятельности предприятий, банков, государственных органов и международных организаций. Без понимания базовых закономерностей невозможно принимать обоснованные управленческие решения.</w:t>
-      </w:r>
-    </w:p>
-    <w:p>
-      <w:pPr>
-        <w:spacing w:lineRule="auto" w:line="360" w:after="0"/>
-        <w:ind w:firstLine="709"/>
-        <w:jc w:val="both"/>
-      </w:pPr>
-      <w:r>
-        <w:rPr>
-          <w:rFonts w:ascii="Times New Roman" w:hAnsi="Times New Roman" w:eastAsia="Times New Roman"/>
-          <w:b w:val="0"/>
-          <w:sz w:val="28"/>
-        </w:rPr>
-        <w:t>Анализ рассматриваемых экономических категорий позволяет глубже понять логику рыночного механизма. Теоретические модели, несмотря на упрощения, дают ценные ориентиры для интерпретации реальных данных и оценки экономической политики.</w:t>
-      </w:r>
-    </w:p>
-    <w:p>
-      <w:pPr>
-        <w:spacing w:lineRule="auto" w:line="360" w:after="0"/>
-        <w:ind w:firstLine="709"/>
-        <w:jc w:val="both"/>
-      </w:pPr>
-      <w:r>
-        <w:rPr>
-          <w:rFonts w:ascii="Times New Roman" w:hAnsi="Times New Roman" w:eastAsia="Times New Roman"/>
-          <w:b w:val="0"/>
-          <w:sz w:val="28"/>
-        </w:rPr>
-        <w:t>В условиях глобализации и цифровизации экономики традиционные представления о спросе, предложении и равновесии дополняются новыми факторами: электронной коммерцией, платформенными рынками, алгоритмическим ценообразованием.</w:t>
-      </w:r>
-    </w:p>
-    <w:p>
-      <w:pPr>
-        <w:spacing w:lineRule="auto" w:line="360" w:after="0"/>
-        <w:ind w:firstLine="709"/>
-        <w:jc w:val="both"/>
-      </w:pPr>
-      <w:r>
-        <w:rPr>
-          <w:rFonts w:ascii="Times New Roman" w:hAnsi="Times New Roman" w:eastAsia="Times New Roman"/>
-          <w:b w:val="0"/>
-          <w:sz w:val="28"/>
-        </w:rPr>
-        <w:t>Российская экономика характеризуется сочетанием рыночных институтов с сильной ролью государства. Это требует особого внимания к вопросам бюджетной устойчивости, инфляции и социальной защиты населения.</w:t>
-      </w:r>
-    </w:p>
-    <w:p>
-      <w:pPr>
-        <w:spacing w:lineRule="auto" w:line="360" w:after="0"/>
-        <w:ind w:firstLine="709"/>
-        <w:jc w:val="both"/>
-      </w:pPr>
-      <w:r>
-        <w:rPr>
-          <w:rFonts w:ascii="Times New Roman" w:hAnsi="Times New Roman" w:eastAsia="Times New Roman"/>
-          <w:b w:val="0"/>
-          <w:sz w:val="28"/>
-        </w:rPr>
-        <w:t>Практическое применение экономического анализа находит отражение в деятельности предприятий, банков, государственных органов и международных организаций. Без понимания базовых закономерностей невозможно принимать обоснованные управленческие решения.</w:t>
-      </w:r>
-    </w:p>
-    <w:p>
-      <w:pPr>
-        <w:spacing w:lineRule="auto" w:line="360" w:after="0"/>
-        <w:ind w:firstLine="709"/>
-        <w:jc w:val="both"/>
-      </w:pPr>
-      <w:r>
-        <w:rPr>
-          <w:rFonts w:ascii="Times New Roman" w:hAnsi="Times New Roman" w:eastAsia="Times New Roman"/>
-          <w:b w:val="0"/>
-          <w:sz w:val="28"/>
-        </w:rPr>
-        <w:t>Анализ рассматриваемых экономических категорий позволяет глубже понять логику рыночного механизма. Теоретические модели, несмотря на упрощения, дают ценные ориентиры для интерпретации реальных данных и оценки экономической политики.</w:t>
-      </w:r>
-    </w:p>
-    <w:p>
-      <w:pPr>
-        <w:spacing w:lineRule="auto" w:line="360" w:after="0"/>
-        <w:ind w:firstLine="709"/>
-        <w:jc w:val="both"/>
-      </w:pPr>
-      <w:r>
-        <w:rPr>
-          <w:rFonts w:ascii="Times New Roman" w:hAnsi="Times New Roman" w:eastAsia="Times New Roman"/>
-          <w:b w:val="0"/>
-          <w:sz w:val="28"/>
-        </w:rPr>
-        <w:t>В условиях глобализации и цифровизации экономики традиционные представления о спросе, предложении и равновесии дополняются новыми факторами: электронной коммерцией, платформенными рынками, алгоритмическим ценообразованием.</w:t>
-      </w:r>
-    </w:p>
-    <w:p>
-      <w:pPr>
-        <w:spacing w:lineRule="auto" w:line="360" w:after="0"/>
-        <w:ind w:firstLine="709"/>
-        <w:jc w:val="both"/>
-      </w:pPr>
-      <w:r>
-        <w:rPr>
-          <w:rFonts w:ascii="Times New Roman" w:hAnsi="Times New Roman" w:eastAsia="Times New Roman"/>
-          <w:b w:val="0"/>
-          <w:sz w:val="28"/>
-        </w:rPr>
-        <w:t>Российская экономика характеризуется сочетанием рыночных институтов с сильной ролью государства. Это требует особого внимания к вопросам бюджетной устойчивости, инфляции и социальной защиты населения.</w:t>
-      </w:r>
-    </w:p>
-    <w:p>
-      <w:pPr>
-        <w:spacing w:lineRule="auto" w:line="360" w:after="0"/>
-        <w:ind w:firstLine="709"/>
-        <w:jc w:val="both"/>
-      </w:pPr>
-      <w:r>
-        <w:rPr>
-          <w:rFonts w:ascii="Times New Roman" w:hAnsi="Times New Roman" w:eastAsia="Times New Roman"/>
-          <w:b w:val="0"/>
-          <w:sz w:val="28"/>
-        </w:rPr>
-        <w:t>Практическое применение экономического анализа находит отражение в деятельности предприятий, банков, государственных органов и международных организаций. Без понимания базовых закономерностей невозможно принимать обоснованные управленческие решения.</w:t>
-      </w:r>
-    </w:p>
-    <w:p>
-      <w:pPr>
-        <w:spacing w:lineRule="auto" w:line="360" w:after="0"/>
-        <w:ind w:firstLine="709"/>
-        <w:jc w:val="both"/>
-      </w:pPr>
-      <w:r>
-        <w:rPr>
-          <w:rFonts w:ascii="Times New Roman" w:hAnsi="Times New Roman" w:eastAsia="Times New Roman"/>
-          <w:b w:val="0"/>
-          <w:sz w:val="28"/>
-        </w:rPr>
-        <w:t>Анализ рассматриваемых экономических категорий позволяет глубже понять логику рыночного механизма. Теоретические модели, несмотря на упрощения, дают ценные ориентиры для интерпретации реальных данных и оценки экономической политики.</w:t>
-      </w:r>
-    </w:p>
-    <w:p>
-      <w:pPr>
-        <w:spacing w:lineRule="auto" w:line="360" w:after="0"/>
-        <w:ind w:firstLine="709"/>
-        <w:jc w:val="both"/>
-      </w:pPr>
-      <w:r>
-        <w:rPr>
-          <w:rFonts w:ascii="Times New Roman" w:hAnsi="Times New Roman" w:eastAsia="Times New Roman"/>
-          <w:b w:val="0"/>
-          <w:sz w:val="28"/>
-        </w:rPr>
-        <w:t>В условиях глобализации и цифровизации экономики традиционные представления о спросе, предложении и равновесии дополняются новыми факторами: электронной коммерцией, платформенными рынками, алгоритмическим ценообразованием.</w:t>
-      </w:r>
-    </w:p>
-    <w:p>
-      <w:pPr>
-        <w:spacing w:lineRule="auto" w:line="360" w:after="0"/>
-        <w:ind w:firstLine="709"/>
-        <w:jc w:val="both"/>
-      </w:pPr>
-      <w:r>
-        <w:rPr>
-          <w:rFonts w:ascii="Times New Roman" w:hAnsi="Times New Roman" w:eastAsia="Times New Roman"/>
-          <w:b w:val="0"/>
-          <w:sz w:val="28"/>
-        </w:rPr>
-        <w:t>Российская экономика характеризуется сочетанием рыночных институтов с сильной ролью государства. Это требует особого внимания к вопросам бюджетной устойчивости, инфляции и социальной защиты населения.</w:t>
-      </w:r>
-    </w:p>
-    <w:p>
-      <w:pPr>
-        <w:spacing w:lineRule="auto" w:line="360" w:after="0"/>
-        <w:ind w:firstLine="709"/>
-        <w:jc w:val="both"/>
-      </w:pPr>
-      <w:r>
-        <w:rPr>
-          <w:rFonts w:ascii="Times New Roman" w:hAnsi="Times New Roman" w:eastAsia="Times New Roman"/>
-          <w:b w:val="0"/>
-          <w:sz w:val="28"/>
-        </w:rPr>
-        <w:t>Практическое применение экономического анализа находит отражение в деятельности предприятий, банков, государственных органов и международных организаций. Без понимания базовых закономерностей невозможно принимать обоснованные управленческие решения.</w:t>
-      </w:r>
-    </w:p>
-    <w:p>
-      <w:pPr>
-        <w:spacing w:lineRule="auto" w:line="360" w:after="0"/>
-        <w:ind w:firstLine="709"/>
-        <w:jc w:val="both"/>
-      </w:pPr>
-      <w:r>
-        <w:rPr>
-          <w:rFonts w:ascii="Times New Roman" w:hAnsi="Times New Roman" w:eastAsia="Times New Roman"/>
-          <w:b w:val="0"/>
-          <w:sz w:val="28"/>
-        </w:rPr>
-        <w:t>Анализ рассматриваемых экономических категорий позволяет глубже понять логику рыночного механизма. Теоретические модели, несмотря на упрощения, дают ценные ориентиры для интерпретации реальных данных и оценки экономической политики.</w:t>
-      </w:r>
-    </w:p>
-    <w:p>
-      <w:pPr>
-        <w:spacing w:lineRule="auto" w:line="360" w:after="120"/>
-        <w:ind w:firstLine="0"/>
-        <w:jc w:val="both"/>
-      </w:pPr>
-      <w:r>
-        <w:rPr>
-          <w:rFonts w:ascii="Times New Roman" w:hAnsi="Times New Roman" w:eastAsia="Times New Roman"/>
-          <w:b/>
-          <w:sz w:val="28"/>
-        </w:rPr>
-        <w:t>Заключение</w:t>
-      </w:r>
-    </w:p>
-    <w:p>
-      <w:pPr>
-        <w:spacing w:lineRule="auto" w:line="360" w:after="0"/>
-        <w:ind w:firstLine="709"/>
-        <w:jc w:val="both"/>
-      </w:pPr>
-      <w:r>
-        <w:rPr>
-          <w:rFonts w:ascii="Times New Roman" w:hAnsi="Times New Roman" w:eastAsia="Times New Roman"/>
-          <w:b w:val="0"/>
-          <w:sz w:val="28"/>
-        </w:rPr>
-        <w:t>Таким образом, рассмотренная тема занимает важное место в системе экономической теории и имеет непосредственное практическое значение. Полученные теоретические выводы подтверждаются решением прикладных задач и позволяют более точно оценивать рыночные процессы.</w:t>
-      </w:r>
-    </w:p>
-    <w:p>
-      <w:pPr>
-        <w:spacing w:lineRule="auto" w:line="360" w:after="0"/>
-        <w:ind w:firstLine="709"/>
-        <w:jc w:val="both"/>
-      </w:pPr>
-      <w:r>
-        <w:rPr>
-          <w:rFonts w:ascii="Times New Roman" w:hAnsi="Times New Roman" w:eastAsia="Times New Roman"/>
-          <w:b w:val="0"/>
-          <w:sz w:val="28"/>
-        </w:rPr>
-        <w:t>Знание основ микро- и макроэкономического анализа необходимо не только специалистам-экономистам, но и всем участникам рыночных отношений. Оно способствует принятию обоснованных решений, пониманию последствий изменения цен, доходов, налогов и государственных расходов.</w:t>
-      </w:r>
-    </w:p>
-    <w:p>
-      <w:pPr>
-        <w:spacing w:lineRule="auto" w:line="360" w:after="0"/>
-        <w:ind w:firstLine="709"/>
-        <w:jc w:val="both"/>
-      </w:pPr>
-      <w:r>
-        <w:rPr>
-          <w:rFonts w:ascii="Times New Roman" w:hAnsi="Times New Roman" w:eastAsia="Times New Roman"/>
-          <w:b w:val="0"/>
-          <w:sz w:val="28"/>
-        </w:rPr>
-        <w:t>Дальнейшее изучение темы предполагает углублённый анализ эмпирических данных, сопоставление теоретических моделей с реальной экономической политикой и учёт институциональных особенностей российской экономики.</w:t>
-      </w:r>
-    </w:p>
-    <w:p>
-      <w:pPr>
-        <w:spacing w:lineRule="auto" w:line="360" w:after="0"/>
-        <w:ind w:firstLine="709"/>
-        <w:jc w:val="both"/>
-      </w:pPr>
-      <w:r>
-        <w:rPr>
-          <w:rFonts w:ascii="Times New Roman" w:hAnsi="Times New Roman" w:eastAsia="Times New Roman"/>
-          <w:b w:val="0"/>
-          <w:sz w:val="28"/>
-        </w:rPr>
-        <w:t>Анализ рассматриваемых экономических категорий позволяет глубже понять логику рыночного механизма. Теоретические модели, несмотря на упрощения, дают ценные ориентиры для интерпретации реальных данных и оценки экономической политики.</w:t>
-      </w:r>
-    </w:p>
-    <w:p>
-      <w:pPr>
-        <w:spacing w:lineRule="auto" w:line="360" w:after="0"/>
-        <w:ind w:firstLine="709"/>
-        <w:jc w:val="both"/>
-      </w:pPr>
-      <w:r>
-        <w:rPr>
-          <w:rFonts w:ascii="Times New Roman" w:hAnsi="Times New Roman" w:eastAsia="Times New Roman"/>
-          <w:b w:val="0"/>
-          <w:sz w:val="28"/>
-        </w:rPr>
-        <w:t>В условиях глобализации и цифровизации экономики традиционные представления о спросе, предложении и равновесии дополняются новыми факторами: электронной коммерцией, платформенными рынками, алгоритмическим ценообразованием.</w:t>
-      </w:r>
-    </w:p>
-    <w:p>
-      <w:pPr>
-        <w:spacing w:lineRule="auto" w:line="360" w:after="0"/>
-        <w:ind w:firstLine="709"/>
-        <w:jc w:val="both"/>
-      </w:pPr>
-      <w:r>
-        <w:rPr>
-          <w:rFonts w:ascii="Times New Roman" w:hAnsi="Times New Roman" w:eastAsia="Times New Roman"/>
-          <w:b w:val="0"/>
-          <w:sz w:val="28"/>
-        </w:rPr>
-        <w:t>Российская экономика характеризуется сочетанием рыночных институтов с сильной ролью государства. Это требует особого внимания к вопросам бюджетной устойчивости, инфляции и социальной защиты населения.</w:t>
-      </w:r>
-    </w:p>
-    <w:p>
-      <w:pPr>
-        <w:spacing w:lineRule="auto" w:line="360" w:after="0"/>
-        <w:ind w:firstLine="709"/>
-        <w:jc w:val="both"/>
-      </w:pPr>
-      <w:r>
-        <w:rPr>
-          <w:rFonts w:ascii="Times New Roman" w:hAnsi="Times New Roman" w:eastAsia="Times New Roman"/>
-          <w:b w:val="0"/>
-          <w:sz w:val="28"/>
-        </w:rPr>
-        <w:t>Практическое применение экономического анализа находит отражение в деятельности предприятий, банков, государственных органов и международных организаций. Без понимания базовых закономерностей невозможно принимать обоснованные управленческие решения.</w:t>
-      </w:r>
-    </w:p>
-    <w:p>
-      <w:pPr>
-        <w:spacing w:lineRule="auto" w:line="360" w:after="0"/>
-        <w:ind w:firstLine="709"/>
-        <w:jc w:val="both"/>
-      </w:pPr>
-      <w:r>
-        <w:rPr>
-          <w:rFonts w:ascii="Times New Roman" w:hAnsi="Times New Roman" w:eastAsia="Times New Roman"/>
-          <w:b w:val="0"/>
-          <w:sz w:val="28"/>
-        </w:rPr>
-        <w:t>Анализ рассматриваемых экономических категорий позволяет глубже понять логику рыночного механизма. Теоретические модели, несмотря на упрощения, дают ценные ориентиры для интерпретации реальных данных и оценки экономической политики.</w:t>
-      </w:r>
-    </w:p>
-    <w:p>
-      <w:pPr>
-        <w:spacing w:lineRule="auto" w:line="360" w:after="0"/>
-        <w:ind w:firstLine="709"/>
-        <w:jc w:val="both"/>
-      </w:pPr>
-      <w:r>
-        <w:rPr>
-          <w:rFonts w:ascii="Times New Roman" w:hAnsi="Times New Roman" w:eastAsia="Times New Roman"/>
-          <w:b w:val="0"/>
-          <w:sz w:val="28"/>
-        </w:rPr>
-        <w:t>В условиях глобализации и цифровизации экономики традиционные представления о спросе, предложении и равновесии дополняются новыми факторами: электронной коммерцией, платформенными рынками, алгоритмическим ценообразованием.</w:t>
-      </w:r>
-    </w:p>
-    <w:p>
-      <w:pPr>
-        <w:spacing w:lineRule="auto" w:line="360" w:after="0"/>
-        <w:ind w:firstLine="709"/>
-        <w:jc w:val="both"/>
-      </w:pPr>
-      <w:r>
-        <w:rPr>
-          <w:rFonts w:ascii="Times New Roman" w:hAnsi="Times New Roman" w:eastAsia="Times New Roman"/>
-          <w:b w:val="0"/>
-          <w:sz w:val="28"/>
-        </w:rPr>
-        <w:t>Российская экономика характеризуется сочетанием рыночных институтов с сильной ролью государства. Это требует особого внимания к вопросам бюджетной устойчивости, инфляции и социальной защиты населения.</w:t>
-      </w:r>
-    </w:p>
-    <w:p>
-      <w:pPr>
-        <w:spacing w:lineRule="auto" w:line="360" w:after="0"/>
-        <w:ind w:firstLine="709"/>
-        <w:jc w:val="both"/>
-      </w:pPr>
-      <w:r>
-        <w:rPr>
-          <w:rFonts w:ascii="Times New Roman" w:hAnsi="Times New Roman" w:eastAsia="Times New Roman"/>
-          <w:b w:val="0"/>
-          <w:sz w:val="28"/>
-        </w:rPr>
-        <w:t>Практическое применение экономического анализа находит отражение в деятельности предприятий, банков, государственных органов и международных организаций. Без понимания базовых закономерностей невозможно принимать обоснованные управленческие решения.</w:t>
-      </w:r>
-    </w:p>
-    <w:p>
-      <w:pPr>
-        <w:spacing w:lineRule="auto" w:line="360" w:after="0"/>
-        <w:ind w:firstLine="709"/>
-        <w:jc w:val="both"/>
-      </w:pPr>
-      <w:r>
-        <w:rPr>
-          <w:rFonts w:ascii="Times New Roman" w:hAnsi="Times New Roman" w:eastAsia="Times New Roman"/>
-          <w:b w:val="0"/>
-          <w:sz w:val="28"/>
-        </w:rPr>
-        <w:t>Анализ рассматриваемых экономических категорий позволяет глубже понять логику рыночного механизма. Теоретические модели, несмотря на упрощения, дают ценные ориентиры для интерпретации реальных данных и оценки экономической политики.</w:t>
-      </w:r>
-    </w:p>
-    <w:p>
-      <w:pPr>
-        <w:spacing w:lineRule="auto" w:line="360" w:after="0"/>
-        <w:ind w:firstLine="709"/>
-        <w:jc w:val="both"/>
-      </w:pPr>
-      <w:r>
-        <w:rPr>
-          <w:rFonts w:ascii="Times New Roman" w:hAnsi="Times New Roman" w:eastAsia="Times New Roman"/>
-          <w:b w:val="0"/>
-          <w:sz w:val="28"/>
-        </w:rPr>
-        <w:t>В условиях глобализации и цифровизации экономики традиционные представления о спросе, предложении и равновесии дополняются новыми факторами: электронной коммерцией, платформенными рынками, алгоритмическим ценообразованием.</w:t>
-      </w:r>
-    </w:p>
-    <w:p>
-      <w:pPr>
-        <w:spacing w:lineRule="auto" w:line="360" w:after="0"/>
-        <w:ind w:firstLine="709"/>
-        <w:jc w:val="both"/>
-      </w:pPr>
-      <w:r>
-        <w:rPr>
-          <w:rFonts w:ascii="Times New Roman" w:hAnsi="Times New Roman" w:eastAsia="Times New Roman"/>
-          <w:b w:val="0"/>
-          <w:sz w:val="28"/>
-        </w:rPr>
-        <w:t>Российская экономика характеризуется сочетанием рыночных институтов с сильной ролью государства. Это требует особого внимания к вопросам бюджетной устойчивости, инфляции и социальной защиты населения.</w:t>
-      </w:r>
-    </w:p>
-    <w:p>
-      <w:pPr>
-        <w:spacing w:lineRule="auto" w:line="360" w:after="0"/>
-        <w:ind w:firstLine="709"/>
-        <w:jc w:val="both"/>
-      </w:pPr>
-      <w:r>
-        <w:rPr>
-          <w:rFonts w:ascii="Times New Roman" w:hAnsi="Times New Roman" w:eastAsia="Times New Roman"/>
-          <w:b w:val="0"/>
-          <w:sz w:val="28"/>
-        </w:rPr>
-        <w:t>Практическое применение экономического анализа находит отражение в деятельности предприятий, банков, государственных органов и международных организаций. Без понимания базовых закономерностей невозможно принимать обоснованные управленческие решения.</w:t>
-      </w:r>
-    </w:p>
-    <w:p>
-      <w:pPr>
-        <w:spacing w:lineRule="auto" w:line="360" w:after="0"/>
-        <w:ind w:firstLine="709"/>
-        <w:jc w:val="both"/>
-      </w:pPr>
-      <w:r>
-        <w:rPr>
-          <w:rFonts w:ascii="Times New Roman" w:hAnsi="Times New Roman" w:eastAsia="Times New Roman"/>
-          <w:b w:val="0"/>
-          <w:sz w:val="28"/>
-        </w:rPr>
-        <w:t>Анализ рассматриваемых экономических категорий позволяет глубже понять логику рыночного механизма. Теоретические модели, несмотря на упрощения, дают ценные ориентиры для интерпретации реальных данных и оценки экономической политики.</w:t>
-      </w:r>
-    </w:p>
-    <w:p>
-      <w:pPr>
-        <w:spacing w:lineRule="auto" w:line="360" w:after="0"/>
-        <w:ind w:firstLine="709"/>
-        <w:jc w:val="both"/>
-      </w:pPr>
-      <w:r>
-        <w:rPr>
-          <w:rFonts w:ascii="Times New Roman" w:hAnsi="Times New Roman" w:eastAsia="Times New Roman"/>
-          <w:b w:val="0"/>
-          <w:sz w:val="28"/>
-        </w:rPr>
-        <w:t>В условиях глобализации и цифровизации экономики традиционные представления о спросе, предложении и равновесии дополняются новыми факторами: электронной коммерцией, платформенными рынками, алгоритмическим ценообразованием.</w:t>
-      </w:r>
-    </w:p>
-    <w:p>
-      <w:pPr>
-        <w:spacing w:lineRule="auto" w:line="360" w:after="120"/>
-        <w:ind w:firstLine="0"/>
-        <w:jc w:val="both"/>
-      </w:pPr>
-      <w:r>
-        <w:rPr>
-          <w:rFonts w:ascii="Times New Roman" w:hAnsi="Times New Roman" w:eastAsia="Times New Roman"/>
-          <w:b/>
-          <w:sz w:val="28"/>
-        </w:rPr>
-        <w:t>Список литературы</w:t>
-      </w:r>
-    </w:p>
-    <w:p>
-      <w:pPr>
-        <w:spacing w:lineRule="auto" w:line="360" w:after="0"/>
-        <w:ind w:firstLine="709"/>
-        <w:jc w:val="both"/>
-      </w:pPr>
-      <w:r>
-        <w:rPr>
-          <w:rFonts w:ascii="Times New Roman" w:hAnsi="Times New Roman" w:eastAsia="Times New Roman"/>
-          <w:b w:val="0"/>
-          <w:sz w:val="28"/>
-        </w:rPr>
-        <w:t>1. Налоговая политика и налогообложение в Российской Федерации: учебник / под ред. Н.И. Безруковой. — М.: Юрайт, 2023.</w:t>
-      </w:r>
-    </w:p>
-    <w:p>
-      <w:pPr>
-        <w:spacing w:lineRule="auto" w:line="360" w:after="0"/>
-        <w:ind w:firstLine="709"/>
-        <w:jc w:val="both"/>
-      </w:pPr>
-      <w:r>
-        <w:rPr>
-          <w:rFonts w:ascii="Times New Roman" w:hAnsi="Times New Roman" w:eastAsia="Times New Roman"/>
-          <w:b w:val="0"/>
-          <w:sz w:val="28"/>
-        </w:rPr>
-        <w:t>2. Микроэкономика: учебник / под ред. Г.О. Громова. — М.: Юрайт, 2024.</w:t>
-      </w:r>
-    </w:p>
-    <w:p>
-      <w:pPr>
-        <w:spacing w:lineRule="auto" w:line="360" w:after="0"/>
-        <w:ind w:firstLine="709"/>
-        <w:jc w:val="both"/>
-      </w:pPr>
-      <w:r>
-        <w:rPr>
-          <w:rFonts w:ascii="Times New Roman" w:hAnsi="Times New Roman" w:eastAsia="Times New Roman"/>
-          <w:b w:val="0"/>
-          <w:sz w:val="28"/>
-        </w:rPr>
-        <w:t>3. Макроэкономика: учебник / под ред. В.Е. Макарова. — М.: ИНФРА-М, 2023.</w:t>
-      </w:r>
-    </w:p>
-    <w:p>
-      <w:pPr>
-        <w:spacing w:lineRule="auto" w:line="360" w:after="0"/>
-        <w:ind w:firstLine="709"/>
-        <w:jc w:val="both"/>
-      </w:pPr>
-      <w:r>
-        <w:rPr>
-          <w:rFonts w:ascii="Times New Roman" w:hAnsi="Times New Roman" w:eastAsia="Times New Roman"/>
-          <w:b w:val="0"/>
-          <w:sz w:val="28"/>
-        </w:rPr>
-        <w:t>4. Экономическая теория: учебник / под ред. А.С. Булатова. — М.: Юрайт, 2024.</w:t>
-      </w:r>
-    </w:p>
-    <w:p>
-      <w:pPr>
-        <w:spacing w:lineRule="auto" w:line="360" w:after="0"/>
-        <w:ind w:firstLine="709"/>
-        <w:jc w:val="both"/>
-      </w:pPr>
-      <w:r>
-        <w:rPr>
-          <w:rFonts w:ascii="Times New Roman" w:hAnsi="Times New Roman" w:eastAsia="Times New Roman"/>
-          <w:b w:val="0"/>
-          <w:sz w:val="28"/>
-        </w:rPr>
-        <w:t>5. Рынок и рыночная экономика: учебное пособие / под ред. О.В. Григорьевой. — СПб.: СЗИУ РАНХиГС, 2022.</w:t>
+        <w:t>Ответ: на рынке образуется избыток товара в размере 8 кг. Продавцы не могут реализовать всё предложение по установленной цене.</w:t>
       </w:r>
     </w:p>
     <w:sectPr>
